--- a/resources/form_templates/formularios_fl/FL-03_Carta_de_Designacion_o_Sustitución_de_Agentes_Autorizados.docx
+++ b/resources/form_templates/formularios_fl/FL-03_Carta_de_Designacion_o_Sustitución_de_Agentes_Autorizados.docx
@@ -446,7 +446,7 @@
           <w:szCs w:val="22"/>
           <w:lang w:val="en-US"/>
         </w:rPr>
-        <w:t xml:space="preserve">[Firma del gerente de su empresa] [Sello de su empresa]</w:t>
+        <w:t xml:space="preserve">${img_firma} ${img_sello}</w:t>
       </w:r>
     </w:p>
     <w:sectPr>

--- a/resources/form_templates/formularios_fl/FL-03_Carta_de_Designacion_o_Sustitución_de_Agentes_Autorizados.docx
+++ b/resources/form_templates/formularios_fl/FL-03_Carta_de_Designacion_o_Sustitución_de_Agentes_Autorizados.docx
@@ -110,7 +110,7 @@
           <w:sz w:val="24"/>
           <w:szCs w:val="24"/>
         </w:rPr>
-        <w:t xml:space="preserve">18/03/2026</w:t>
+        <w:t xml:space="preserve">${fecha}</w:t>
       </w:r>
     </w:p>
     <w:p>
